--- a/11б клас/Домашно_Музикална_Кутия_11б.docx
+++ b/11б клас/Домашно_Музикална_Кутия_11б.docx
@@ -60,6 +60,14 @@
         <w:pStyle w:val="ListBullet"/>
       </w:pPr>
       <w:r>
+        <w:t>При активиране всеки от 3-те бутона издава различен тон (Console.Beep)</w:t>
+      </w:r>
+    </w:p>
+    <w:p>
+      <w:pPr>
+        <w:pStyle w:val="ListBullet"/>
+      </w:pPr>
+      <w:r>
         <w:t>След 1 секунда активираните се връщат на началния си цвят</w:t>
       </w:r>
     </w:p>
@@ -78,6 +86,53 @@
       </w:pPr>
       <w:r>
         <w:t>Глобални полета</w:t>
+      </w:r>
+    </w:p>
+    <w:p>
+      <w:pPr>
+        <w:ind w:left="560"/>
+      </w:pPr>
+      <w:r>
+        <w:rPr>
+          <w:rFonts w:ascii="Courier New" w:hAnsi="Courier New"/>
+          <w:sz w:val="18"/>
+        </w:rPr>
+        <w:t>// 16 ноти в Hz — от До до Си (две октави)</w:t>
+      </w:r>
+    </w:p>
+    <w:p>
+      <w:pPr>
+        <w:ind w:left="560"/>
+      </w:pPr>
+      <w:r>
+        <w:rPr>
+          <w:rFonts w:ascii="Courier New" w:hAnsi="Courier New"/>
+          <w:sz w:val="18"/>
+        </w:rPr>
+        <w:t>int[] notes = { 262, 294, 330, 349, 392, 440, 494, 523,</w:t>
+      </w:r>
+    </w:p>
+    <w:p>
+      <w:pPr>
+        <w:ind w:left="560"/>
+      </w:pPr>
+      <w:r>
+        <w:rPr>
+          <w:rFonts w:ascii="Courier New" w:hAnsi="Courier New"/>
+          <w:sz w:val="18"/>
+        </w:rPr>
+        <w:t xml:space="preserve">                554, 587, 622, 659, 698, 740, 784, 831 };</w:t>
+      </w:r>
+    </w:p>
+    <w:p>
+      <w:pPr>
+        <w:ind w:left="560"/>
+      </w:pPr>
+      <w:r>
+        <w:rPr>
+          <w:rFonts w:ascii="Courier New" w:hAnsi="Courier New"/>
+          <w:sz w:val="18"/>
+        </w:rPr>
       </w:r>
     </w:p>
     <w:p>
@@ -570,7 +625,7 @@
           <w:rFonts w:ascii="Courier New" w:hAnsi="Courier New"/>
           <w:sz w:val="18"/>
         </w:rPr>
-        <w:t>// Активирай следващите 3</w:t>
+        <w:t>// Активирай следващите 3 и свири нотите им</w:t>
       </w:r>
     </w:p>
     <w:p>
@@ -607,6 +662,77 @@
           <w:sz w:val="18"/>
         </w:rPr>
         <w:t xml:space="preserve">    buttons[combo[p]].BackColor = Color.White;</w:t>
+      </w:r>
+    </w:p>
+    <w:p>
+      <w:pPr>
+        <w:ind w:left="560"/>
+      </w:pPr>
+      <w:r>
+        <w:rPr>
+          <w:rFonts w:ascii="Courier New" w:hAnsi="Courier New"/>
+          <w:sz w:val="18"/>
+        </w:rPr>
+      </w:r>
+    </w:p>
+    <w:p>
+      <w:pPr>
+        <w:ind w:left="560"/>
+      </w:pPr>
+      <w:r>
+        <w:rPr>
+          <w:rFonts w:ascii="Courier New" w:hAnsi="Courier New"/>
+          <w:sz w:val="18"/>
+        </w:rPr>
+        <w:t>// Свири нотите в отделна нишка (Console.Beep блокира UI!)</w:t>
+      </w:r>
+    </w:p>
+    <w:p>
+      <w:pPr>
+        <w:ind w:left="560"/>
+      </w:pPr>
+      <w:r>
+        <w:rPr>
+          <w:rFonts w:ascii="Courier New" w:hAnsi="Courier New"/>
+          <w:sz w:val="18"/>
+        </w:rPr>
+        <w:t>Task.Run(() =&gt; {</w:t>
+      </w:r>
+    </w:p>
+    <w:p>
+      <w:pPr>
+        <w:ind w:left="560"/>
+      </w:pPr>
+      <w:r>
+        <w:rPr>
+          <w:rFonts w:ascii="Courier New" w:hAnsi="Courier New"/>
+          <w:sz w:val="18"/>
+        </w:rPr>
+        <w:t xml:space="preserve">    foreach (int idx in combo)</w:t>
+      </w:r>
+    </w:p>
+    <w:p>
+      <w:pPr>
+        <w:ind w:left="560"/>
+      </w:pPr>
+      <w:r>
+        <w:rPr>
+          <w:rFonts w:ascii="Courier New" w:hAnsi="Courier New"/>
+          <w:sz w:val="18"/>
+        </w:rPr>
+        <w:t xml:space="preserve">        Console.Beep(notes[idx], 250);</w:t>
+      </w:r>
+    </w:p>
+    <w:p>
+      <w:pPr>
+        <w:ind w:left="560"/>
+      </w:pPr>
+      <w:r>
+        <w:rPr>
+          <w:rFonts w:ascii="Courier New" w:hAnsi="Courier New"/>
+          <w:sz w:val="18"/>
+        </w:rPr>
+        <w:t>});</w:t>
       </w:r>
     </w:p>
     <w:p>
@@ -679,6 +805,27 @@
     </w:p>
     <w:p/>
     <w:p>
+      <w:r>
+        <w:rPr>
+          <w:b/>
+        </w:rPr>
+        <w:t>Добавете в началото на файла:</w:t>
+      </w:r>
+    </w:p>
+    <w:p>
+      <w:pPr>
+        <w:ind w:left="560"/>
+      </w:pPr>
+      <w:r>
+        <w:rPr>
+          <w:rFonts w:ascii="Courier New" w:hAnsi="Courier New"/>
+          <w:sz w:val="18"/>
+        </w:rPr>
+        <w:t>using System.Threading.Tasks;</w:t>
+      </w:r>
+    </w:p>
+    <w:p/>
+    <w:p>
       <w:pPr>
         <w:pStyle w:val="Heading2"/>
       </w:pPr>
@@ -716,6 +863,14 @@
       </w:pPr>
       <w:r>
         <w:t>.Clone() присъства в Generate()</w:t>
+      </w:r>
+    </w:p>
+    <w:p>
+      <w:pPr>
+        <w:pStyle w:val="ListBullet"/>
+      </w:pPr>
+      <w:r>
+        <w:t>using System.Threading.Tasks; е добавен в началото</w:t>
       </w:r>
     </w:p>
     <w:p/>
